--- a/ReportWebSite/Reports1NF/Templates/Шаблон_Деп_зем.DOCX
+++ b/ReportWebSite/Reports1NF/Templates/Шаблон_Деп_зем.DOCX
@@ -33,10 +33,10 @@
             <v:path o:extrusionok="f" gradientshapeok="t" o:connecttype="rect"/>
             <o:lock v:ext="edit" aspectratio="t"/>
           </v:shapetype>
-          <v:shape id="_x0000_i1025" type="#_x0000_t75" style="width:39pt;height:54.75pt" o:ole="">
+          <v:shape id="_x0000_i1025" type="#_x0000_t75" style="width:38.85pt;height:54.75pt" o:ole="">
             <v:imagedata r:id="rId7" o:title=""/>
           </v:shape>
-          <o:OLEObject Type="Embed" ProgID="CorelDRAW.Graphic.13" ShapeID="_x0000_i1025" DrawAspect="Content" ObjectID="_1825168494" r:id="rId8"/>
+          <o:OLEObject Type="Embed" ProgID="CorelDRAW.Graphic.13" ShapeID="_x0000_i1025" DrawAspect="Content" ObjectID="_1825553142" r:id="rId8"/>
         </w:object>
       </w:r>
     </w:p>
@@ -562,6 +562,30 @@
         <w:rPr>
           <w:sz w:val="27"/>
           <w:szCs w:val="27"/>
+          <w:lang w:val="uk-UA"/>
+        </w:rPr>
+        <w:t>в</w:t>
+      </w:r>
+      <w:r>
+        <w:rPr>
+          <w:sz w:val="27"/>
+          <w:szCs w:val="27"/>
+          <w:lang w:val="uk-UA"/>
+        </w:rPr>
+        <w:t>і</w:t>
+      </w:r>
+      <w:r>
+        <w:rPr>
+          <w:sz w:val="27"/>
+          <w:szCs w:val="27"/>
+          <w:lang w:val="uk-UA"/>
+        </w:rPr>
+        <w:t xml:space="preserve">д </w:t>
+      </w:r>
+      <w:r>
+        <w:rPr>
+          <w:sz w:val="27"/>
+          <w:szCs w:val="27"/>
           <w:lang w:val="en-US"/>
         </w:rPr>
         <w:t>{{column_1}}</w:t>
@@ -570,9 +594,8 @@
         <w:rPr>
           <w:sz w:val="27"/>
           <w:szCs w:val="27"/>
-          <w:lang w:val="uk-UA"/>
-        </w:rPr>
-        <w:t xml:space="preserve"> </w:t>
+        </w:rPr>
+        <w:t xml:space="preserve"> № </w:t>
       </w:r>
       <w:r>
         <w:rPr>
@@ -620,7 +643,23 @@
           <w:szCs w:val="26"/>
           <w:lang w:val="uk-UA"/>
         </w:rPr>
-        <w:t xml:space="preserve"> по </w:t>
+        <w:t xml:space="preserve"> </w:t>
+      </w:r>
+      <w:r>
+        <w:rPr>
+          <w:sz w:val="26"/>
+          <w:szCs w:val="26"/>
+          <w:lang w:val="uk-UA"/>
+        </w:rPr>
+        <w:t>на</w:t>
+      </w:r>
+      <w:r>
+        <w:rPr>
+          <w:sz w:val="26"/>
+          <w:szCs w:val="26"/>
+          <w:lang w:val="uk-UA"/>
+        </w:rPr>
+        <w:t xml:space="preserve"> </w:t>
       </w:r>
       <w:r>
         <w:rPr>
@@ -636,39 +675,7 @@
           <w:szCs w:val="27"/>
           <w:lang w:val="en-US"/>
         </w:rPr>
-        <w:t xml:space="preserve">, </w:t>
-      </w:r>
-      <w:r>
-        <w:rPr>
-          <w:sz w:val="27"/>
-          <w:szCs w:val="27"/>
-          <w:lang w:val="en-US"/>
-        </w:rPr>
-        <w:t>{{column_</w:t>
-      </w:r>
-      <w:r>
-        <w:rPr>
-          <w:sz w:val="27"/>
-          <w:szCs w:val="27"/>
-          <w:lang w:val="en-US"/>
-        </w:rPr>
-        <w:t>5</w:t>
-      </w:r>
-      <w:r>
-        <w:rPr>
-          <w:sz w:val="27"/>
-          <w:szCs w:val="27"/>
-          <w:lang w:val="en-US"/>
-        </w:rPr>
-        <w:t>}}</w:t>
-      </w:r>
-      <w:r>
-        <w:rPr>
-          <w:sz w:val="27"/>
-          <w:szCs w:val="27"/>
-          <w:lang w:val="en-US"/>
-        </w:rPr>
-        <w:t xml:space="preserve"> </w:t>
+        <w:t xml:space="preserve">, {{column_5}} </w:t>
       </w:r>
       <w:r>
         <w:rPr>
@@ -732,7 +739,6 @@
           <w:bCs/>
           <w:sz w:val="27"/>
           <w:szCs w:val="27"/>
-          <w:lang/>
         </w:rPr>
         <w:t>{{ADD_INFO}}</w:t>
       </w:r>
@@ -1337,6 +1343,7 @@
   <w:style w:type="character" w:default="1" w:styleId="DefaultParagraphFont">
     <w:name w:val="Default Paragraph Font"/>
     <w:uiPriority w:val="1"/>
+    <w:semiHidden/>
     <w:unhideWhenUsed/>
   </w:style>
   <w:style w:type="table" w:default="1" w:styleId="TableNormal">

--- a/ReportWebSite/Reports1NF/Templates/Шаблон_Деп_зем.DOCX
+++ b/ReportWebSite/Reports1NF/Templates/Шаблон_Деп_зем.DOCX
@@ -33,10 +33,10 @@
             <v:path o:extrusionok="f" gradientshapeok="t" o:connecttype="rect"/>
             <o:lock v:ext="edit" aspectratio="t"/>
           </v:shapetype>
-          <v:shape id="_x0000_i1025" type="#_x0000_t75" style="width:38.85pt;height:54.75pt" o:ole="">
+          <v:shape id="_x0000_i1025" type="#_x0000_t75" style="width:38.7pt;height:55pt" o:ole="">
             <v:imagedata r:id="rId7" o:title=""/>
           </v:shape>
-          <o:OLEObject Type="Embed" ProgID="CorelDRAW.Graphic.13" ShapeID="_x0000_i1025" DrawAspect="Content" ObjectID="_1825553142" r:id="rId8"/>
+          <o:OLEObject Type="Embed" ProgID="CorelDRAW.Graphic.13" ShapeID="_x0000_i1025" DrawAspect="Content" ObjectID="_1825568018" r:id="rId8"/>
         </w:object>
       </w:r>
     </w:p>
@@ -564,23 +564,7 @@
           <w:szCs w:val="27"/>
           <w:lang w:val="uk-UA"/>
         </w:rPr>
-        <w:t>в</w:t>
-      </w:r>
-      <w:r>
-        <w:rPr>
-          <w:sz w:val="27"/>
-          <w:szCs w:val="27"/>
-          <w:lang w:val="uk-UA"/>
-        </w:rPr>
-        <w:t>і</w:t>
-      </w:r>
-      <w:r>
-        <w:rPr>
-          <w:sz w:val="27"/>
-          <w:szCs w:val="27"/>
-          <w:lang w:val="uk-UA"/>
-        </w:rPr>
-        <w:t xml:space="preserve">д </w:t>
+        <w:t xml:space="preserve">від </w:t>
       </w:r>
       <w:r>
         <w:rPr>
@@ -835,15 +819,7 @@
           <w:szCs w:val="20"/>
           <w:lang w:val="uk-UA"/>
         </w:rPr>
-        <w:t>. № 062/06/13 на № 062/1267</w:t>
-      </w:r>
-      <w:r>
-        <w:rPr>
-          <w:sz w:val="20"/>
-          <w:szCs w:val="20"/>
-          <w:lang w:val="uk-UA"/>
-        </w:rPr>
-        <w:t>5</w:t>
+        <w:t>. № 062/06/13</w:t>
       </w:r>
     </w:p>
     <w:sectPr>

--- a/ReportWebSite/Reports1NF/Templates/Шаблон_Деп_зем.DOCX
+++ b/ReportWebSite/Reports1NF/Templates/Шаблон_Деп_зем.DOCX
@@ -33,10 +33,10 @@
             <v:path o:extrusionok="f" gradientshapeok="t" o:connecttype="rect"/>
             <o:lock v:ext="edit" aspectratio="t"/>
           </v:shapetype>
-          <v:shape id="_x0000_i1025" type="#_x0000_t75" style="width:38.7pt;height:55pt" o:ole="">
+          <v:shape id="_x0000_i1025" type="#_x0000_t75" style="width:38.8pt;height:55.15pt" o:ole="">
             <v:imagedata r:id="rId7" o:title=""/>
           </v:shape>
-          <o:OLEObject Type="Embed" ProgID="CorelDRAW.Graphic.13" ShapeID="_x0000_i1025" DrawAspect="Content" ObjectID="_1825568018" r:id="rId8"/>
+          <o:OLEObject Type="Embed" ProgID="CorelDRAW.Graphic.13" ShapeID="_x0000_i1025" DrawAspect="Content" ObjectID="_1825980675" r:id="rId8"/>
         </w:object>
       </w:r>
     </w:p>
@@ -191,21 +191,12 @@
           <w:sz w:val="20"/>
         </w:rPr>
       </w:pPr>
-      <w:proofErr w:type="spellStart"/>
-      <w:r>
-        <w:rPr>
-          <w:i/>
-          <w:sz w:val="20"/>
-        </w:rPr>
-        <w:t>вул</w:t>
-      </w:r>
-      <w:proofErr w:type="spellEnd"/>
-      <w:r>
-        <w:rPr>
-          <w:i/>
-          <w:sz w:val="20"/>
-        </w:rPr>
-        <w:t>.</w:t>
+      <w:r>
+        <w:rPr>
+          <w:i/>
+          <w:sz w:val="20"/>
+        </w:rPr>
+        <w:t>вул.</w:t>
       </w:r>
       <w:r>
         <w:rPr>
@@ -230,29 +221,12 @@
         </w:rPr>
         <w:t xml:space="preserve"> </w:t>
       </w:r>
-      <w:proofErr w:type="spellStart"/>
-      <w:r>
-        <w:rPr>
-          <w:i/>
-          <w:sz w:val="20"/>
-        </w:rPr>
-        <w:t>Київ</w:t>
-      </w:r>
-      <w:proofErr w:type="spellEnd"/>
-      <w:r>
-        <w:rPr>
-          <w:i/>
-          <w:sz w:val="20"/>
-        </w:rPr>
-        <w:t xml:space="preserve">, </w:t>
-      </w:r>
-      <w:proofErr w:type="gramStart"/>
-      <w:r>
-        <w:rPr>
-          <w:i/>
-          <w:sz w:val="20"/>
-        </w:rPr>
-        <w:t>01001</w:t>
+      <w:r>
+        <w:rPr>
+          <w:i/>
+          <w:sz w:val="20"/>
+        </w:rPr>
+        <w:t>Київ, 01001</w:t>
       </w:r>
       <w:r>
         <w:rPr>
@@ -285,7 +259,6 @@
         </w:rPr>
         <w:t>тел.</w:t>
       </w:r>
-      <w:proofErr w:type="gramEnd"/>
       <w:r>
         <w:rPr>
           <w:i/>
@@ -729,6 +702,55 @@
     </w:p>
     <w:p>
       <w:pPr>
+        <w:ind w:firstLine="567"/>
+        <w:jc w:val="both"/>
+        <w:rPr>
+          <w:bCs/>
+          <w:sz w:val="27"/>
+          <w:szCs w:val="27"/>
+          <w:lang w:val="en-US"/>
+        </w:rPr>
+      </w:pPr>
+      <w:r>
+        <w:rPr>
+          <w:bCs/>
+          <w:sz w:val="27"/>
+          <w:szCs w:val="27"/>
+        </w:rPr>
+        <w:t>{{ADD_INFO</w:t>
+      </w:r>
+      <w:r>
+        <w:rPr>
+          <w:bCs/>
+          <w:sz w:val="27"/>
+          <w:szCs w:val="27"/>
+          <w:lang w:val="en-US"/>
+        </w:rPr>
+        <w:t>_TABLE</w:t>
+      </w:r>
+      <w:r>
+        <w:rPr>
+          <w:bCs/>
+          <w:sz w:val="27"/>
+          <w:szCs w:val="27"/>
+        </w:rPr>
+        <w:t>}}</w:t>
+      </w:r>
+    </w:p>
+    <w:p>
+      <w:pPr>
+        <w:ind w:firstLine="567"/>
+        <w:jc w:val="both"/>
+        <w:rPr>
+          <w:bCs/>
+          <w:sz w:val="27"/>
+          <w:szCs w:val="27"/>
+          <w:lang w:val="en-US"/>
+        </w:rPr>
+      </w:pPr>
+    </w:p>
+    <w:p>
+      <w:pPr>
         <w:jc w:val="both"/>
         <w:rPr>
           <w:sz w:val="27"/>
@@ -801,25 +823,7 @@
           <w:szCs w:val="20"/>
           <w:lang w:val="uk-UA"/>
         </w:rPr>
-        <w:t xml:space="preserve">202 61 87 </w:t>
-      </w:r>
-      <w:proofErr w:type="spellStart"/>
-      <w:r>
-        <w:rPr>
-          <w:sz w:val="20"/>
-          <w:szCs w:val="20"/>
-          <w:lang w:val="uk-UA"/>
-        </w:rPr>
-        <w:t>спр</w:t>
-      </w:r>
-      <w:proofErr w:type="spellEnd"/>
-      <w:r>
-        <w:rPr>
-          <w:sz w:val="20"/>
-          <w:szCs w:val="20"/>
-          <w:lang w:val="uk-UA"/>
-        </w:rPr>
-        <w:t>. № 062/06/13</w:t>
+        <w:t>202 61 87 спр. № 062/06/13</w:t>
       </w:r>
     </w:p>
     <w:sectPr>

--- a/ReportWebSite/Reports1NF/Templates/Шаблон_Деп_зем.DOCX
+++ b/ReportWebSite/Reports1NF/Templates/Шаблон_Деп_зем.DOCX
@@ -33,10 +33,10 @@
             <v:path o:extrusionok="f" gradientshapeok="t" o:connecttype="rect"/>
             <o:lock v:ext="edit" aspectratio="t"/>
           </v:shapetype>
-          <v:shape id="_x0000_i1025" type="#_x0000_t75" style="width:38.8pt;height:55.15pt" o:ole="">
+          <v:shape id="_x0000_i1025" type="#_x0000_t75" style="width:38.6pt;height:55.3pt" o:ole="">
             <v:imagedata r:id="rId7" o:title=""/>
           </v:shape>
-          <o:OLEObject Type="Embed" ProgID="CorelDRAW.Graphic.13" ShapeID="_x0000_i1025" DrawAspect="Content" ObjectID="_1825980675" r:id="rId8"/>
+          <o:OLEObject Type="Embed" ProgID="CorelDRAW.Graphic.13" ShapeID="_x0000_i1025" DrawAspect="Content" ObjectID="_1827280935" r:id="rId8"/>
         </w:object>
       </w:r>
     </w:p>
@@ -718,6 +718,52 @@
           <w:szCs w:val="27"/>
         </w:rPr>
         <w:t>{{ADD_INFO</w:t>
+      </w:r>
+      <w:r>
+        <w:rPr>
+          <w:bCs/>
+          <w:sz w:val="27"/>
+          <w:szCs w:val="27"/>
+          <w:lang w:val="en-US"/>
+        </w:rPr>
+        <w:t>_TABLE</w:t>
+      </w:r>
+      <w:r>
+        <w:rPr>
+          <w:bCs/>
+          <w:sz w:val="27"/>
+          <w:szCs w:val="27"/>
+        </w:rPr>
+        <w:t>}}</w:t>
+      </w:r>
+    </w:p>
+    <w:p>
+      <w:pPr>
+        <w:ind w:firstLine="567"/>
+        <w:jc w:val="both"/>
+        <w:rPr>
+          <w:bCs/>
+          <w:sz w:val="27"/>
+          <w:szCs w:val="27"/>
+          <w:lang w:val="en-US"/>
+        </w:rPr>
+      </w:pPr>
+      <w:r>
+        <w:rPr>
+          <w:bCs/>
+          <w:sz w:val="27"/>
+          <w:szCs w:val="27"/>
+        </w:rPr>
+        <w:t>{{ADD_</w:t>
+      </w:r>
+      <w:r>
+        <w:rPr>
+          <w:bCs/>
+          <w:sz w:val="27"/>
+          <w:szCs w:val="27"/>
+          <w:lang w:val="en-US"/>
+        </w:rPr>
+        <w:t>DOGOVOR</w:t>
       </w:r>
       <w:r>
         <w:rPr>
